--- a/熊猫成仙，从青竹山开始/第一卷 龙蛇起陆/第045章 四十六根一根不差.docx
+++ b/熊猫成仙，从青竹山开始/第一卷 龙蛇起陆/第045章 四十六根一根不差.docx
@@ -47,6 +47,20 @@
           <w:sz w:val="27"/>
           <w:szCs w:val="27"/>
         </w:rPr>
+        <w:t xml:space="preserve">正月的雪压折了南坡两根老竹，竹长平拖回来当柴烧。</w:t>
+      </w:r>
+    </w:p>
+    <w:p>
+      <w:pPr>
+        <w:spacing w:line="468" w:lineRule="auto" w:after="149"/>
+        <w:ind w:firstLineChars="200" w:firstLine="540"/>
+      </w:pPr>
+      <w:r>
+        <w:rPr>
+          <w:rFonts w:ascii="Times New Roman" w:hAnsi="Times New Roman" w:eastAsia="宋体" w:cs="Times New Roman"/>
+          <w:sz w:val="27"/>
+          <w:szCs w:val="27"/>
+        </w:rPr>
         <w:t xml:space="preserve">这一年，竹家没有死人。</w:t>
       </w:r>
     </w:p>
@@ -957,6 +971,20 @@
           <w:sz w:val="27"/>
           <w:szCs w:val="27"/>
         </w:rPr>
+        <w:t xml:space="preserve">去年还能钻进去的那个树洞，今年进不去了。他试过两回，第二回卡在肩膀上，退了半天才退出来。</w:t>
+      </w:r>
+    </w:p>
+    <w:p>
+      <w:pPr>
+        <w:spacing w:line="468" w:lineRule="auto" w:after="149"/>
+        <w:ind w:firstLineChars="200" w:firstLine="540"/>
+      </w:pPr>
+      <w:r>
+        <w:rPr>
+          <w:rFonts w:ascii="Times New Roman" w:hAnsi="Times New Roman" w:eastAsia="宋体" w:cs="Times New Roman"/>
+          <w:sz w:val="27"/>
+          <w:szCs w:val="27"/>
+        </w:rPr>
         <w:t xml:space="preserve">“朱砂三分。”他说，“一炉丹放三分，是压惊的。他吃了三回。”</w:t>
       </w:r>
     </w:p>
@@ -1069,7 +1097,7 @@
           <w:sz w:val="27"/>
           <w:szCs w:val="27"/>
         </w:rPr>
-        <w:t xml:space="preserve">竹长庚在那里站了一会儿。</w:t>
+        <w:t xml:space="preserve">竹长庚在那里站到风把竹子吹凉了。</w:t>
       </w:r>
     </w:p>
     <w:p>
